--- a/Product Requirements Document.docx
+++ b/Product Requirements Document.docx
@@ -20,7 +20,7 @@
           <w:kern w:val="0"/>
         </w:rPr>
         <w:pict w14:anchorId="329BE9F0">
-          <v:rect id="_x0000_i1031" alt="" style="width:468pt;height:.05pt;mso-width-percent:0;mso-height-percent:0;mso-width-percent:0;mso-height-percent:0" o:hralign="center" o:hrstd="t" o:hrnoshade="t" o:hr="t" fillcolor="gray" stroked="f"/>
+          <v:rect id="_x0000_i1025" alt="" style="width:468pt;height:.05pt;mso-width-percent:0;mso-height-percent:0;mso-width-percent:0;mso-height-percent:0" o:hralign="center" o:hrstd="t" o:hrnoshade="t" o:hr="t" fillcolor="gray" stroked="f"/>
         </w:pict>
       </w:r>
     </w:p>
@@ -167,7 +167,7 @@
           <w:kern w:val="0"/>
         </w:rPr>
         <w:pict w14:anchorId="6795D8EC">
-          <v:rect id="_x0000_i1030" alt="" style="width:468pt;height:.05pt;mso-width-percent:0;mso-height-percent:0;mso-width-percent:0;mso-height-percent:0" o:hralign="center" o:hrstd="t" o:hrnoshade="t" o:hr="t" fillcolor="gray" stroked="f"/>
+          <v:rect id="_x0000_i1026" alt="" style="width:468pt;height:.05pt;mso-width-percent:0;mso-height-percent:0;mso-width-percent:0;mso-height-percent:0" o:hralign="center" o:hrstd="t" o:hrnoshade="t" o:hr="t" fillcolor="gray" stroked="f"/>
         </w:pict>
       </w:r>
     </w:p>
@@ -259,7 +259,7 @@
           <w:kern w:val="0"/>
         </w:rPr>
         <w:pict w14:anchorId="1AA1CC0F">
-          <v:rect id="_x0000_i1029" alt="" style="width:468pt;height:.05pt;mso-width-percent:0;mso-height-percent:0;mso-width-percent:0;mso-height-percent:0" o:hralign="center" o:hrstd="t" o:hrnoshade="t" o:hr="t" fillcolor="gray" stroked="f"/>
+          <v:rect id="_x0000_i1027" alt="" style="width:468pt;height:.05pt;mso-width-percent:0;mso-height-percent:0;mso-width-percent:0;mso-height-percent:0" o:hralign="center" o:hrstd="t" o:hrnoshade="t" o:hr="t" fillcolor="gray" stroked="f"/>
         </w:pict>
       </w:r>
     </w:p>
@@ -513,6 +513,7 @@
                 <w14:ligatures w14:val="none"/>
               </w:rPr>
             </w:pPr>
+            <w:proofErr w:type="spellStart"/>
             <w:r>
               <w:rPr>
                 <w:rFonts w:ascii="Arial" w:eastAsia="Times New Roman" w:hAnsi="Arial" w:cs="Courier New"/>
@@ -525,6 +526,7 @@
               </w:rPr>
               <w:t>x_german_app.user</w:t>
             </w:r>
+            <w:proofErr w:type="spellEnd"/>
           </w:p>
         </w:tc>
         <w:tc>
@@ -563,7 +565,29 @@
                 <w:bdr w:val="none" w:sz="0" w:space="0" w:color="auto" w:frame="1"/>
                 <w14:ligatures w14:val="none"/>
               </w:rPr>
-              <w:t>Access to the Custom Frontend Portal. Can book lessons and leave feedback.</w:t>
+              <w:t xml:space="preserve">Access to the Custom Frontend Portal. </w:t>
+            </w:r>
+            <w:proofErr w:type="gramStart"/>
+            <w:r>
+              <w:rPr>
+                <w:rFonts w:ascii="Arial" w:eastAsia="Times New Roman" w:hAnsi="Arial" w:cs="Times New Roman"/>
+                <w:color w:val="1F1F1F"/>
+                <w:kern w:val="0"/>
+                <w:bdr w:val="none" w:sz="0" w:space="0" w:color="auto" w:frame="1"/>
+                <w14:ligatures w14:val="none"/>
+              </w:rPr>
+              <w:t>Can</w:t>
+            </w:r>
+            <w:proofErr w:type="gramEnd"/>
+            <w:r>
+              <w:rPr>
+                <w:rFonts w:ascii="Arial" w:eastAsia="Times New Roman" w:hAnsi="Arial" w:cs="Times New Roman"/>
+                <w:color w:val="1F1F1F"/>
+                <w:kern w:val="0"/>
+                <w:bdr w:val="none" w:sz="0" w:space="0" w:color="auto" w:frame="1"/>
+                <w14:ligatures w14:val="none"/>
+              </w:rPr>
+              <w:t xml:space="preserve"> book lessons and leave feedback.</w:t>
             </w:r>
           </w:p>
         </w:tc>
@@ -642,6 +666,7 @@
                 <w14:ligatures w14:val="none"/>
               </w:rPr>
             </w:pPr>
+            <w:proofErr w:type="spellStart"/>
             <w:r>
               <w:rPr>
                 <w:rFonts w:ascii="Arial" w:eastAsia="Times New Roman" w:hAnsi="Arial" w:cs="Courier New"/>
@@ -652,8 +677,23 @@
                 <w:bdr w:val="none" w:sz="0" w:space="0" w:color="auto" w:frame="1"/>
                 <w14:ligatures w14:val="none"/>
               </w:rPr>
-              <w:t>x_german_app.admin</w:t>
+              <w:t>x_german_</w:t>
             </w:r>
+            <w:proofErr w:type="gramStart"/>
+            <w:r>
+              <w:rPr>
+                <w:rFonts w:ascii="Arial" w:eastAsia="Times New Roman" w:hAnsi="Arial" w:cs="Courier New"/>
+                <w:color w:val="444746"/>
+                <w:kern w:val="0"/>
+                <w:sz w:val="20"/>
+                <w:szCs w:val="20"/>
+                <w:bdr w:val="none" w:sz="0" w:space="0" w:color="auto" w:frame="1"/>
+                <w14:ligatures w14:val="none"/>
+              </w:rPr>
+              <w:t>app.admin</w:t>
+            </w:r>
+            <w:proofErr w:type="spellEnd"/>
+            <w:proofErr w:type="gramEnd"/>
           </w:p>
         </w:tc>
         <w:tc>
@@ -1276,7 +1316,7 @@
           <w:kern w:val="0"/>
         </w:rPr>
         <w:pict w14:anchorId="6A1713CF">
-          <v:rect id="_x0000_i1027" alt="" style="width:468pt;height:.05pt;mso-width-percent:0;mso-height-percent:0;mso-width-percent:0;mso-height-percent:0" o:hralign="center" o:hrstd="t" o:hrnoshade="t" o:hr="t" fillcolor="gray" stroked="f"/>
+          <v:rect id="_x0000_i1029" alt="" style="width:468pt;height:.05pt;mso-width-percent:0;mso-height-percent:0;mso-width-percent:0;mso-height-percent:0" o:hralign="center" o:hrstd="t" o:hrnoshade="t" o:hr="t" fillcolor="gray" stroked="f"/>
         </w:pict>
       </w:r>
     </w:p>
@@ -1364,6 +1404,7 @@
         </w:rPr>
         <w:t>Lesson Table (</w:t>
       </w:r>
+      <w:proofErr w:type="spellStart"/>
       <w:r>
         <w:rPr>
           <w:rFonts w:ascii="Arial" w:eastAsia="Times New Roman" w:hAnsi="Arial" w:cs="Courier New"/>
@@ -1378,6 +1419,7 @@
         </w:rPr>
         <w:t>x_german_lesson</w:t>
       </w:r>
+      <w:proofErr w:type="spellEnd"/>
       <w:r>
         <w:rPr>
           <w:rFonts w:ascii="Arial" w:eastAsia="Times New Roman" w:hAnsi="Arial" w:cs="Times New Roman"/>
@@ -1456,6 +1498,7 @@
         </w:rPr>
         <w:t xml:space="preserve"> (Reference to </w:t>
       </w:r>
+      <w:proofErr w:type="spellStart"/>
       <w:r>
         <w:rPr>
           <w:rFonts w:ascii="Arial" w:eastAsia="Times New Roman" w:hAnsi="Arial" w:cs="Courier New"/>
@@ -1468,6 +1511,7 @@
         </w:rPr>
         <w:t>sys_user</w:t>
       </w:r>
+      <w:proofErr w:type="spellEnd"/>
       <w:r>
         <w:rPr>
           <w:rFonts w:ascii="Arial" w:eastAsia="Times New Roman" w:hAnsi="Arial" w:cs="Times New Roman"/>
@@ -1513,6 +1557,7 @@
         </w:rPr>
         <w:t xml:space="preserve"> (Reference to </w:t>
       </w:r>
+      <w:proofErr w:type="spellStart"/>
       <w:r>
         <w:rPr>
           <w:rFonts w:ascii="Arial" w:eastAsia="Times New Roman" w:hAnsi="Arial" w:cs="Courier New"/>
@@ -1525,6 +1570,7 @@
         </w:rPr>
         <w:t>sys_user</w:t>
       </w:r>
+      <w:proofErr w:type="spellEnd"/>
       <w:r>
         <w:rPr>
           <w:rFonts w:ascii="Arial" w:eastAsia="Times New Roman" w:hAnsi="Arial" w:cs="Times New Roman"/>
@@ -1549,6 +1595,7 @@
           <w14:ligatures w14:val="none"/>
         </w:rPr>
       </w:pPr>
+      <w:proofErr w:type="spellStart"/>
       <w:r>
         <w:rPr>
           <w:rFonts w:ascii="Arial" w:eastAsia="Times New Roman" w:hAnsi="Arial" w:cs="Courier New"/>
@@ -1561,6 +1608,7 @@
         </w:rPr>
         <w:t>start_time</w:t>
       </w:r>
+      <w:proofErr w:type="spellEnd"/>
       <w:r>
         <w:rPr>
           <w:rFonts w:ascii="Arial" w:eastAsia="Times New Roman" w:hAnsi="Arial" w:cs="Times New Roman"/>
@@ -1570,6 +1618,7 @@
         </w:rPr>
         <w:t xml:space="preserve"> / </w:t>
       </w:r>
+      <w:proofErr w:type="spellStart"/>
       <w:r>
         <w:rPr>
           <w:rFonts w:ascii="Arial" w:eastAsia="Times New Roman" w:hAnsi="Arial" w:cs="Courier New"/>
@@ -1582,6 +1631,7 @@
         </w:rPr>
         <w:t>end_time</w:t>
       </w:r>
+      <w:proofErr w:type="spellEnd"/>
       <w:r>
         <w:rPr>
           <w:rFonts w:ascii="Arial" w:eastAsia="Times New Roman" w:hAnsi="Arial" w:cs="Times New Roman"/>
@@ -1663,6 +1713,7 @@
           <w14:ligatures w14:val="none"/>
         </w:rPr>
       </w:pPr>
+      <w:proofErr w:type="spellStart"/>
       <w:r>
         <w:rPr>
           <w:rFonts w:ascii="Arial" w:eastAsia="Times New Roman" w:hAnsi="Arial" w:cs="Courier New"/>
@@ -1675,6 +1726,7 @@
         </w:rPr>
         <w:t>student_feedback</w:t>
       </w:r>
+      <w:proofErr w:type="spellEnd"/>
       <w:r>
         <w:rPr>
           <w:rFonts w:ascii="Arial" w:eastAsia="Times New Roman" w:hAnsi="Arial" w:cs="Times New Roman"/>
@@ -1804,7 +1856,7 @@
           <w:kern w:val="0"/>
         </w:rPr>
         <w:pict w14:anchorId="5102A889">
-          <v:rect id="_x0000_i1026" alt="" style="width:468pt;height:.05pt;mso-width-percent:0;mso-height-percent:0;mso-width-percent:0;mso-height-percent:0" o:hralign="center" o:hrstd="t" o:hrnoshade="t" o:hr="t" fillcolor="gray" stroked="f"/>
+          <v:rect id="_x0000_i1030" alt="" style="width:468pt;height:.05pt;mso-width-percent:0;mso-height-percent:0;mso-width-percent:0;mso-height-percent:0" o:hralign="center" o:hrstd="t" o:hrnoshade="t" o:hr="t" fillcolor="gray" stroked="f"/>
         </w:pict>
       </w:r>
     </w:p>
@@ -1906,7 +1958,27 @@
           <w:kern w:val="0"/>
           <w14:ligatures w14:val="none"/>
         </w:rPr>
-        <w:t xml:space="preserve"> 12 total slots available per day (4 hours × 3 teachers).</w:t>
+        <w:t xml:space="preserve"> 12 total </w:t>
+      </w:r>
+      <w:proofErr w:type="gramStart"/>
+      <w:r>
+        <w:rPr>
+          <w:rFonts w:ascii="Arial" w:eastAsia="Times New Roman" w:hAnsi="Arial" w:cs="Times New Roman"/>
+          <w:color w:val="1F1F1F"/>
+          <w:kern w:val="0"/>
+          <w14:ligatures w14:val="none"/>
+        </w:rPr>
+        <w:t>slots</w:t>
+      </w:r>
+      <w:proofErr w:type="gramEnd"/>
+      <w:r>
+        <w:rPr>
+          <w:rFonts w:ascii="Arial" w:eastAsia="Times New Roman" w:hAnsi="Arial" w:cs="Times New Roman"/>
+          <w:color w:val="1F1F1F"/>
+          <w:kern w:val="0"/>
+          <w14:ligatures w14:val="none"/>
+        </w:rPr>
+        <w:t xml:space="preserve"> available per day (4 hours × 3 teachers).</w:t>
       </w:r>
     </w:p>
     <w:p>
@@ -1998,14 +2070,10 @@
         </w:rPr>
       </w:pPr>
       <w:r>
-        <w:rPr>
-          <w:noProof/>
-        </w:rPr>
-      </w:r>
-      <w:r>
         <w:pict w14:anchorId="0A77946D">
-          <v:rect id="Horizontal Line 7" o:spid="_x0000_s1026" style="width:468pt;height:.1pt;visibility:visible;mso-wrap-style:square;mso-left-percent:-10001;mso-top-percent:-10001;mso-position-horizontal:absolute;mso-position-horizontal-relative:char;mso-position-vertical:absolute;mso-position-vertical-relative:line;mso-left-percent:-10001;mso-top-percent:-10001;v-text-anchor:top" o:gfxdata="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" fillcolor="gray" stroked="f">
+          <v:rect id="Horizontal Line 7" o:spid="_x0000_s1026" style="width:468pt;height:.1pt;visibility:visible;mso-wrap-style:square;mso-left-percent:-10001;mso-top-percent:-10001;mso-position-horizontal:absolute;mso-position-horizontal-relative:char;mso-position-vertical:absolute;mso-position-vertical-relative:line;mso-left-percent:-10001;mso-top-percent:-10001;v-text-anchor:top" fillcolor="gray" stroked="f">
             <o:lock v:ext="edit" rotation="t" aspectratio="t" verticies="t" text="t" shapetype="t"/>
+            <w10:wrap type="none"/>
             <w10:anchorlock/>
           </v:rect>
         </w:pict>
@@ -4151,4 +4219,10 @@
     </a:ext>
   </a:extLst>
 </a:theme>
+</file>
+
+<file path=docMetadata/LabelInfo.xml><?xml version="1.0" encoding="utf-8"?>
+<clbl:labelList xmlns:clbl="http://schemas.microsoft.com/office/2020/mipLabelMetadata">
+  <clbl:label id="{95653b52-df9b-47d2-8549-8de78ac04e21}" enabled="1" method="Standard" siteId="{deff24bb-2089-4400-8c8e-f71e680378b2}" contentBits="0" removed="0"/>
+</clbl:labelList>
 </file>